--- a/IPWA01-01/Texte/Website Texte.docx
+++ b/IPWA01-01/Texte/Website Texte.docx
@@ -174,7 +174,7 @@
           <w:bCs/>
         </w:rPr>
         <w:pict w14:anchorId="51815C0B">
-          <v:rect id="_x0000_i1085" style="width:0;height:1.5pt" o:hralign="center" o:hrstd="t" o:hr="t" fillcolor="#a0a0a0" stroked="f"/>
+          <v:rect id="_x0000_i1025" style="width:0;height:1.5pt" o:hralign="center" o:hrstd="t" o:hr="t" fillcolor="#a0a0a0" stroked="f"/>
         </w:pict>
       </w:r>
     </w:p>
@@ -307,7 +307,7 @@
           <w:bCs/>
         </w:rPr>
         <w:pict w14:anchorId="6AB4F1FA">
-          <v:rect id="_x0000_i1086" style="width:0;height:1.5pt" o:hralign="center" o:hrstd="t" o:hr="t" fillcolor="#a0a0a0" stroked="f"/>
+          <v:rect id="_x0000_i1026" style="width:0;height:1.5pt" o:hralign="center" o:hrstd="t" o:hr="t" fillcolor="#a0a0a0" stroked="f"/>
         </w:pict>
       </w:r>
     </w:p>
@@ -462,7 +462,21 @@
           <w:bCs/>
         </w:rPr>
         <w:br/>
-        <w:t>Antwort: Sie können uns je nach Anliegen über verschiedene E-Mail-Adressen oder postalisch erreichen. Eine Hotline bieten wir nicht an.</w:t>
+        <w:t xml:space="preserve">Antwort: Sie können uns je nach Anliegen über verschiedene E-Mail-Adressen oder postalisch erreichen. Eine </w:t>
+      </w:r>
+      <w:r>
+        <w:rPr>
+          <w:b/>
+          <w:bCs/>
+        </w:rPr>
+        <w:t>telefonische Kontaktmöglichkeit</w:t>
+      </w:r>
+      <w:r>
+        <w:rPr>
+          <w:b/>
+          <w:bCs/>
+        </w:rPr>
+        <w:t xml:space="preserve"> bieten wir nicht an.</w:t>
       </w:r>
     </w:p>
     <w:p>
@@ -556,7 +570,7 @@
           <w:bCs/>
         </w:rPr>
         <w:pict w14:anchorId="3AB3F7CF">
-          <v:rect id="_x0000_i1087" style="width:0;height:1.5pt" o:hralign="center" o:hrstd="t" o:hr="t" fillcolor="#a0a0a0" stroked="f"/>
+          <v:rect id="_x0000_i1027" style="width:0;height:1.5pt" o:hralign="center" o:hrstd="t" o:hr="t" fillcolor="#a0a0a0" stroked="f"/>
         </w:pict>
       </w:r>
     </w:p>
@@ -606,24 +620,51 @@
           <w:b/>
           <w:bCs/>
         </w:rPr>
+        <w:t>Einrichtung von Solar-Balkonkraftwerken</w:t>
+      </w:r>
+      <w:r>
+        <w:rPr>
+          <w:b/>
+          <w:bCs/>
+        </w:rPr>
+        <w:br/>
+        <w:t>Bild</w:t>
+      </w:r>
+      <w:r>
+        <w:rPr>
+          <w:b/>
+          <w:bCs/>
+        </w:rPr>
+        <w:br/>
+      </w:r>
+      <w:r>
+        <w:rPr>
+          <w:b/>
+          <w:bCs/>
+        </w:rPr>
         <w:lastRenderedPageBreak/>
-        <w:t>Einrichtung von Solar-Balkonkraftwerken</w:t>
-      </w:r>
-      <w:r>
-        <w:rPr>
-          <w:b/>
-          <w:bCs/>
-        </w:rPr>
-        <w:br/>
-        <w:t>Bild</w:t>
-      </w:r>
-      <w:r>
-        <w:rPr>
-          <w:b/>
-          <w:bCs/>
-        </w:rPr>
-        <w:br/>
-        <w:t>Text</w:t>
+        <w:t xml:space="preserve">Bei diesem </w:t>
+      </w:r>
+      <w:r>
+        <w:rPr>
+          <w:b/>
+          <w:bCs/>
+        </w:rPr>
+        <w:t xml:space="preserve">dauerhaften </w:t>
+      </w:r>
+      <w:r>
+        <w:rPr>
+          <w:b/>
+          <w:bCs/>
+        </w:rPr>
+        <w:t xml:space="preserve">Projekt haben wir es uns zur Aufgabe gemacht, Privathaushalte mit erneuerbarer Energie </w:t>
+      </w:r>
+      <w:r>
+        <w:rPr>
+          <w:b/>
+          <w:bCs/>
+        </w:rPr>
+        <w:t>zu versorgen. Dazu übernehmen wir die Kontaktaufnahme zu Anbietern von Photovoltaik Technik und übernehmen mithilfe von staatlichen Zuschüssen einen Teil der Kosten.</w:t>
       </w:r>
     </w:p>
     <w:p>
@@ -658,7 +699,27 @@
           <w:bCs/>
         </w:rPr>
         <w:br/>
-        <w:t>Text</w:t>
+      </w:r>
+      <w:r>
+        <w:rPr>
+          <w:b/>
+          <w:bCs/>
+        </w:rPr>
+        <w:t xml:space="preserve">Auch Windtechnik ist bereits für kleinere Flächen und Gebäude möglich. Sogar Privatpersonen können Mini Windräder nutzen. Je nach verfügbarem Platz und örtlichen Gegebenheiten wird auf </w:t>
+      </w:r>
+      <w:r>
+        <w:rPr>
+          <w:b/>
+          <w:bCs/>
+        </w:rPr>
+        <w:t>Solar</w:t>
+      </w:r>
+      <w:r>
+        <w:rPr>
+          <w:b/>
+          <w:bCs/>
+        </w:rPr>
+        <w:t xml:space="preserve"> oder Windkraft gesetzt. Manchmal auch in Kombination.</w:t>
       </w:r>
     </w:p>
     <w:p>
@@ -693,7 +754,20 @@
           <w:bCs/>
         </w:rPr>
         <w:br/>
-        <w:t>Text</w:t>
+      </w:r>
+      <w:r>
+        <w:rPr>
+          <w:b/>
+          <w:bCs/>
+        </w:rPr>
+        <w:t>Wir kümmern uns ebenfalls um die Erhaltung der Natur. Da viele Naturflächen nach und nach für Wohnräume und Industriegebiete vernichtet werden müssen, ist es wichtig die Natur so gut wie möglich auf anderem Wege aufrechtzuerhalten.</w:t>
+      </w:r>
+      <w:r>
+        <w:rPr>
+          <w:b/>
+          <w:bCs/>
+        </w:rPr>
+        <w:t xml:space="preserve"> Wir haben allein im letzen Jahr über 60.000 Bäume und andere Pflanzen gepflanzt</w:t>
       </w:r>
     </w:p>
     <w:p>
@@ -709,7 +783,7 @@
           <w:bCs/>
         </w:rPr>
         <w:pict w14:anchorId="2536A0EF">
-          <v:rect id="_x0000_i1088" style="width:0;height:1.5pt" o:hralign="center" o:hrstd="t" o:hr="t" fillcolor="#a0a0a0" stroked="f"/>
+          <v:rect id="_x0000_i1028" style="width:0;height:1.5pt" o:hralign="center" o:hrstd="t" o:hr="t" fillcolor="#a0a0a0" stroked="f"/>
         </w:pict>
       </w:r>
     </w:p>
@@ -725,7 +799,7 @@
           <w:b/>
           <w:bCs/>
         </w:rPr>
-        <w:t>Klimawandel.html</w:t>
+        <w:t>Infos zum Klimawandel.html</w:t>
       </w:r>
     </w:p>
     <w:p>
@@ -922,8 +996,9 @@
           <w:b/>
           <w:bCs/>
         </w:rPr>
+        <w:lastRenderedPageBreak/>
         <w:pict w14:anchorId="3BC8B768">
-          <v:rect id="_x0000_i1089" style="width:0;height:1.5pt" o:hralign="center" o:hrstd="t" o:hr="t" fillcolor="#a0a0a0" stroked="f"/>
+          <v:rect id="_x0000_i1029" style="width:0;height:1.5pt" o:hralign="center" o:hrstd="t" o:hr="t" fillcolor="#a0a0a0" stroked="f"/>
         </w:pict>
       </w:r>
     </w:p>
@@ -939,7 +1014,14 @@
           <w:b/>
           <w:bCs/>
         </w:rPr>
-        <w:t>Energietipps.html</w:t>
+        <w:t>Tipps zumEnergiesparen</w:t>
+      </w:r>
+      <w:r>
+        <w:rPr>
+          <w:b/>
+          <w:bCs/>
+        </w:rPr>
+        <w:t>.html</w:t>
       </w:r>
     </w:p>
     <w:p>
@@ -962,30 +1044,463 @@
           <w:bCs/>
         </w:rPr>
         <w:br/>
-        <w:t xml:space="preserve">Text: Wir Menschen sind darauf ausgelegt, die Umwelt an uns anzupassen, und haben im Laufe der Zeit immer mehr technologische Mittel und Wege gefunden, um so angenehm und komfortabel wie möglich zu leben. Doch dies geht zunehmend </w:t>
-      </w:r>
+        <w:t>Text: Wir Menschen sind darauf ausgelegt, die Umwelt an uns anzupassen, und haben im Laufe der Zeit immer mehr technologische Mittel und Wege gefunden, um so angenehm und komfortabel wie möglich zu leben. Doch dies geht zunehmend zulasten der Umwelt. Lesen Sie nachfolgend nützliche Tipps, um Energie zu sparen und CO₂ direkt oder indirekt zu verringern.</w:t>
+      </w:r>
+    </w:p>
+    <w:p>
+      <w:pPr>
+        <w:rPr>
+          <w:b/>
+          <w:bCs/>
+        </w:rPr>
+      </w:pPr>
+      <w:r>
+        <w:rPr>
+          <w:b/>
+          <w:bCs/>
+        </w:rPr>
+        <w:t>Aufhängen statt Trocknen</w:t>
+      </w:r>
+    </w:p>
+    <w:p>
+      <w:pPr>
+        <w:rPr>
+          <w:b/>
+          <w:bCs/>
+        </w:rPr>
+      </w:pPr>
+      <w:r>
+        <w:rPr>
+          <w:b/>
+          <w:bCs/>
+        </w:rPr>
+        <w:br/>
+        <w:t>Text: Wäsche aufzuhängen ist manchmal eine nervige Aufgabe. Doch jeder Trockengang geht mit Stromverbrauch einher – Strom, der in vielen Fällen noch mit umweltbelastenden Methoden erzeugt wird. Darüber hinaus zahlen Sie mehr und im Sommer sorgt der Trockner zusätzlich für mehr Hitze in den Räumen.</w:t>
+      </w:r>
+    </w:p>
+    <w:p>
+      <w:pPr>
+        <w:rPr>
+          <w:b/>
+          <w:bCs/>
+        </w:rPr>
+      </w:pPr>
+      <w:r>
+        <w:rPr>
+          <w:b/>
+          <w:bCs/>
+        </w:rPr>
+        <w:t>Öffentliche Verkehrsmittel statt allein im Auto</w:t>
+      </w:r>
+    </w:p>
+    <w:p>
+      <w:pPr>
+        <w:rPr>
+          <w:b/>
+          <w:bCs/>
+        </w:rPr>
+      </w:pPr>
+      <w:r>
+        <w:rPr>
+          <w:b/>
+          <w:bCs/>
+        </w:rPr>
+        <w:br/>
+        <w:t>Text: Ob bei kurzen oder langen Strecken: Oft ist es einfach, ins eigene Auto zu steigen, um schnell ans Ziel zu kommen. Lange Fahrten mit öffentlichen Verkehrsmitteln können herausfordernd sein, aber kurze und mittlere Strecken sind gut mit Bus und Bahn erreichbar – ohne großen Zeitverlust. Denken Sie bei jedem Weg daran, wie wichtig es ist, genau pünktlich zu sein und ob dieser Weg auch umweltfreundlicher möglich ist.</w:t>
+      </w:r>
+    </w:p>
+    <w:p>
+      <w:pPr>
+        <w:rPr>
+          <w:b/>
+          <w:bCs/>
+        </w:rPr>
+      </w:pPr>
+      <w:r>
+        <w:rPr>
+          <w:b/>
+          <w:bCs/>
+        </w:rPr>
+        <w:t>E-Mail statt Brief</w:t>
+      </w:r>
+    </w:p>
+    <w:p>
+      <w:pPr>
+        <w:rPr>
+          <w:b/>
+          <w:bCs/>
+        </w:rPr>
+      </w:pPr>
+      <w:r>
+        <w:rPr>
+          <w:b/>
+          <w:bCs/>
+        </w:rPr>
+        <w:br/>
+        <w:t>Text: Wie oft haben Sie folgenden Satz schon gelesen? „Denken Sie an die Umwelt, bevor Sie diese E-Mail ausdrucken.“ Und das zu Recht. Wir leben in einem Zeitalter, in dem wir über jede Distanz digital kommunizieren</w:t>
+      </w:r>
+      <w:r>
+        <w:rPr>
+          <w:b/>
+          <w:bCs/>
+        </w:rPr>
+        <w:t xml:space="preserve"> können</w:t>
+      </w:r>
+      <w:r>
+        <w:rPr>
+          <w:b/>
+          <w:bCs/>
+        </w:rPr>
+        <w:t>. Auch der Platzbedarf zur Datenspeicherung hat sich durch technische Geräte stark reduziert. Dokumente und E-Mails auszudrucken, nur um nach der Bearbeitung im Müll oder in einer Akte zu landen, ist schlecht für die Umwelt. Digital lassen sich solche Dokumente schneller und platzsparender versenden, speichern und organisieren.</w:t>
+      </w:r>
+    </w:p>
+    <w:p>
+      <w:pPr>
+        <w:rPr>
+          <w:b/>
+          <w:bCs/>
+        </w:rPr>
+      </w:pPr>
+      <w:r>
+        <w:rPr>
+          <w:b/>
+          <w:bCs/>
+        </w:rPr>
+        <w:pict w14:anchorId="1E30EEAB">
+          <v:rect id="_x0000_i1030" style="width:0;height:1.5pt" o:hralign="center" o:hrstd="t" o:hr="t" fillcolor="#a0a0a0" stroked="f"/>
+        </w:pict>
+      </w:r>
+    </w:p>
+    <w:p>
+      <w:pPr>
+        <w:rPr>
+          <w:b/>
+          <w:bCs/>
+        </w:rPr>
+      </w:pPr>
+      <w:r>
+        <w:rPr>
+          <w:b/>
+          <w:bCs/>
+        </w:rPr>
+        <w:t>Unterstützung_Spenden.html</w:t>
+      </w:r>
+    </w:p>
+    <w:p>
+      <w:pPr>
+        <w:rPr>
+          <w:b/>
+          <w:bCs/>
+        </w:rPr>
+      </w:pPr>
+      <w:r>
+        <w:rPr>
+          <w:b/>
+          <w:bCs/>
+        </w:rPr>
+        <w:t>Welche Möglichkeiten gibt es, uns zu unterstützen?</w:t>
+      </w:r>
+    </w:p>
+    <w:p>
+      <w:pPr>
+        <w:rPr>
+          <w:b/>
+          <w:bCs/>
+        </w:rPr>
+      </w:pPr>
       <w:r>
         <w:rPr>
           <w:b/>
           <w:bCs/>
         </w:rPr>
         <w:lastRenderedPageBreak/>
-        <w:t>zulasten der Umwelt. Lesen Sie nachfolgend nützliche Tipps, um Energie zu sparen und CO₂ direkt oder indirekt zu verringern.</w:t>
-      </w:r>
-    </w:p>
-    <w:p>
-      <w:pPr>
-        <w:rPr>
-          <w:b/>
-          <w:bCs/>
-        </w:rPr>
-      </w:pPr>
-      <w:r>
-        <w:rPr>
-          <w:b/>
-          <w:bCs/>
-        </w:rPr>
-        <w:t>Aufhängen statt Trocknen</w:t>
+        <w:t>Da wir eine Non-Profit-Organisation sind, sind wir auch auf Hilfe von außen angewiesen. Nachfolgend sehen Sie Möglichkeiten zur Unterstützung unserer Organisation.</w:t>
+      </w:r>
+    </w:p>
+    <w:p>
+      <w:pPr>
+        <w:rPr>
+          <w:b/>
+          <w:bCs/>
+        </w:rPr>
+      </w:pPr>
+      <w:r>
+        <w:rPr>
+          <w:b/>
+          <w:bCs/>
+        </w:rPr>
+        <w:t>Geldspenden</w:t>
+      </w:r>
+    </w:p>
+    <w:p>
+      <w:pPr>
+        <w:rPr>
+          <w:b/>
+          <w:bCs/>
+        </w:rPr>
+      </w:pPr>
+      <w:r>
+        <w:rPr>
+          <w:b/>
+          <w:bCs/>
+        </w:rPr>
+        <w:t>Für die Bereitstellung von Daten und Informationen sowie durch Material, Genehmigungen und Bau entstehen wiederkehrende Kosten. Diese werden zum Großteil durch Mitgliedsbeiträge und Spenden gedeckt.</w:t>
+      </w:r>
+    </w:p>
+    <w:p>
+      <w:pPr>
+        <w:rPr>
+          <w:b/>
+          <w:bCs/>
+        </w:rPr>
+      </w:pPr>
+      <w:r>
+        <w:rPr>
+          <w:b/>
+          <w:bCs/>
+        </w:rPr>
+        <w:t>Sachspenden</w:t>
+      </w:r>
+    </w:p>
+    <w:p>
+      <w:pPr>
+        <w:rPr>
+          <w:b/>
+          <w:bCs/>
+        </w:rPr>
+      </w:pPr>
+      <w:r>
+        <w:rPr>
+          <w:b/>
+          <w:bCs/>
+        </w:rPr>
+        <w:t>Egal ob Privatperson oder Unternehmen – auch Sachspenden helfen uns sehr.</w:t>
+      </w:r>
+      <w:r>
+        <w:rPr>
+          <w:b/>
+          <w:bCs/>
+        </w:rPr>
+        <w:br/>
+        <w:t>Zum Beispiel: Geräte für Land- und Bauarbeiten, Materialien wie Erde, Stein und Schotter, aber auch Kleidung wie Arbeitsschuhe, Blaumänner und Arbeitshandschuhe.</w:t>
+      </w:r>
+    </w:p>
+    <w:p>
+      <w:pPr>
+        <w:rPr>
+          <w:b/>
+          <w:bCs/>
+        </w:rPr>
+      </w:pPr>
+      <w:r>
+        <w:rPr>
+          <w:b/>
+          <w:bCs/>
+        </w:rPr>
+        <w:t>Zeit spenden</w:t>
+      </w:r>
+    </w:p>
+    <w:p>
+      <w:pPr>
+        <w:rPr>
+          <w:b/>
+          <w:bCs/>
+        </w:rPr>
+      </w:pPr>
+      <w:r>
+        <w:rPr>
+          <w:b/>
+          <w:bCs/>
+        </w:rPr>
+        <w:t>Wir suchen immer wieder freiwillige Helfer, die uns unterstützen und unsere Projekte mitverwirklichen.</w:t>
+      </w:r>
+      <w:r>
+        <w:rPr>
+          <w:b/>
+          <w:bCs/>
+        </w:rPr>
+        <w:t xml:space="preserve">  Die Zeiteinteilung ist </w:t>
+      </w:r>
+      <w:proofErr w:type="gramStart"/>
+      <w:r>
+        <w:rPr>
+          <w:b/>
+          <w:bCs/>
+        </w:rPr>
+        <w:t xml:space="preserve">natürlich </w:t>
+      </w:r>
+      <w:proofErr w:type="spellStart"/>
+      <w:r>
+        <w:rPr>
+          <w:b/>
+          <w:bCs/>
+        </w:rPr>
+        <w:t>flexibej</w:t>
+      </w:r>
+      <w:proofErr w:type="spellEnd"/>
+      <w:proofErr w:type="gramEnd"/>
+      <w:r>
+        <w:rPr>
+          <w:b/>
+          <w:bCs/>
+        </w:rPr>
+        <w:t xml:space="preserve"> je nach Projekt</w:t>
+      </w:r>
+    </w:p>
+    <w:p>
+      <w:pPr>
+        <w:rPr>
+          <w:b/>
+          <w:bCs/>
+        </w:rPr>
+      </w:pPr>
+      <w:r>
+        <w:rPr>
+          <w:b/>
+          <w:bCs/>
+        </w:rPr>
+        <w:t>Möchten Sie spenden oder sich beteiligen?</w:t>
+      </w:r>
+      <w:r>
+        <w:rPr>
+          <w:b/>
+          <w:bCs/>
+        </w:rPr>
+        <w:br/>
+        <w:t>Dann wenden Sie sich an unsere Spendenbeauftragte:</w:t>
+      </w:r>
+      <w:r>
+        <w:rPr>
+          <w:b/>
+          <w:bCs/>
+        </w:rPr>
+        <w:br/>
+      </w:r>
+      <w:proofErr w:type="spellStart"/>
+      <w:r>
+        <w:rPr>
+          <w:b/>
+          <w:bCs/>
+        </w:rPr>
+        <w:t>Gundrun</w:t>
+      </w:r>
+      <w:proofErr w:type="spellEnd"/>
+      <w:r>
+        <w:rPr>
+          <w:b/>
+          <w:bCs/>
+        </w:rPr>
+        <w:t xml:space="preserve"> </w:t>
+      </w:r>
+      <w:proofErr w:type="spellStart"/>
+      <w:r>
+        <w:rPr>
+          <w:b/>
+          <w:bCs/>
+        </w:rPr>
+        <w:t>Gutherz</w:t>
+      </w:r>
+      <w:proofErr w:type="spellEnd"/>
+      <w:r>
+        <w:rPr>
+          <w:b/>
+          <w:bCs/>
+        </w:rPr>
+        <w:br/>
+        <w:t>E-Mail: Spende@Climateoffensive.org</w:t>
+      </w:r>
+      <w:r>
+        <w:rPr>
+          <w:b/>
+          <w:bCs/>
+        </w:rPr>
+        <w:br/>
+        <w:t>Bitte schreiben Sie in den Betreff, ob es sich um eine Sachspende, Geldspende oder Mithilfe handelt.</w:t>
+      </w:r>
+      <w:r>
+        <w:rPr>
+          <w:b/>
+          <w:bCs/>
+        </w:rPr>
+        <w:br/>
+        <w:t>Auf Wunsch erhalten Sie eine Spendenbescheinigung.</w:t>
+      </w:r>
+    </w:p>
+    <w:p>
+      <w:pPr>
+        <w:rPr>
+          <w:b/>
+          <w:bCs/>
+        </w:rPr>
+      </w:pPr>
+      <w:r>
+        <w:rPr>
+          <w:b/>
+          <w:bCs/>
+        </w:rPr>
+        <w:pict w14:anchorId="5640E073">
+          <v:rect id="_x0000_i1031" style="width:0;height:1.5pt" o:hralign="center" o:hrstd="t" o:hr="t" fillcolor="#a0a0a0" stroked="f"/>
+        </w:pict>
+      </w:r>
+    </w:p>
+    <w:p>
+      <w:pPr>
+        <w:rPr>
+          <w:b/>
+          <w:bCs/>
+        </w:rPr>
+      </w:pPr>
+      <w:r>
+        <w:rPr>
+          <w:b/>
+          <w:bCs/>
+        </w:rPr>
+        <w:t>Aktuelles.html</w:t>
+      </w:r>
+    </w:p>
+    <w:p>
+      <w:pPr>
+        <w:rPr>
+          <w:b/>
+          <w:bCs/>
+        </w:rPr>
+      </w:pPr>
+      <w:r>
+        <w:rPr>
+          <w:b/>
+          <w:bCs/>
+        </w:rPr>
+        <w:t>Überschrift: Aktuelles</w:t>
+      </w:r>
+    </w:p>
+    <w:p>
+      <w:pPr>
+        <w:rPr>
+          <w:b/>
+          <w:bCs/>
+        </w:rPr>
+      </w:pPr>
+      <w:r>
+        <w:rPr>
+          <w:b/>
+          <w:bCs/>
+        </w:rPr>
+        <w:t>Hier sehen Sie unsere neuen abgeschlossenen Projekte</w:t>
+      </w:r>
+    </w:p>
+    <w:p>
+      <w:pPr>
+        <w:rPr>
+          <w:b/>
+          <w:bCs/>
+        </w:rPr>
+      </w:pPr>
+      <w:r>
+        <w:rPr>
+          <w:b/>
+          <w:bCs/>
+        </w:rPr>
+        <w:t>Fertigstellung unserer Parkanlage</w:t>
       </w:r>
     </w:p>
     <w:p>
@@ -1008,22 +1523,274 @@
           <w:bCs/>
         </w:rPr>
         <w:br/>
-        <w:t>Text: Wäsche aufzuhängen ist manchmal eine nervige Aufgabe. Doch jeder Trockengang geht mit Stromverbrauch einher – Strom, der in vielen Fällen noch mit umweltbelastenden Methoden erzeugt wird. Darüber hinaus zahlen Sie mehr und im Sommer sorgt der Trockner zusätzlich für mehr Hitze in den Räumen.</w:t>
-      </w:r>
-    </w:p>
-    <w:p>
-      <w:pPr>
-        <w:rPr>
-          <w:b/>
-          <w:bCs/>
-        </w:rPr>
-      </w:pPr>
-      <w:r>
-        <w:rPr>
-          <w:b/>
-          <w:bCs/>
-        </w:rPr>
-        <w:t>Öffentliche Verkehrsmittel statt allein im Auto</w:t>
+        <w:t>Text: Wir haben es geschafft: Das Parkbauprojekt in der Innenstadt von Graustedt ist abgeschlossen. Trotz vieler Straßen und großer Industrie gibt es nun einen weiteren schönen grünen Fleck in der Stadt. Wir bedanken uns bei allen fleißigen Helfern und bei den Menschen, die uns durch Spenden geholfen haben, dieses Projekt so gewissenhaft umzusetzen.</w:t>
+      </w:r>
+    </w:p>
+    <w:p>
+      <w:pPr>
+        <w:rPr>
+          <w:b/>
+          <w:bCs/>
+        </w:rPr>
+      </w:pPr>
+      <w:r>
+        <w:rPr>
+          <w:b/>
+          <w:bCs/>
+        </w:rPr>
+        <w:pict w14:anchorId="11EF7CD0">
+          <v:rect id="_x0000_i1032" style="width:0;height:1.5pt" o:hralign="center" o:hrstd="t" o:hr="t" fillcolor="#a0a0a0" stroked="f"/>
+        </w:pict>
+      </w:r>
+    </w:p>
+    <w:p>
+      <w:pPr>
+        <w:rPr>
+          <w:b/>
+          <w:bCs/>
+        </w:rPr>
+      </w:pPr>
+      <w:r>
+        <w:rPr>
+          <w:b/>
+          <w:bCs/>
+        </w:rPr>
+        <w:t>Impressum.html</w:t>
+      </w:r>
+    </w:p>
+    <w:p>
+      <w:pPr>
+        <w:rPr>
+          <w:b/>
+          <w:bCs/>
+        </w:rPr>
+      </w:pPr>
+      <w:r>
+        <w:rPr>
+          <w:b/>
+          <w:bCs/>
+        </w:rPr>
+        <w:lastRenderedPageBreak/>
+        <w:t>Titel: Impressum</w:t>
+      </w:r>
+    </w:p>
+    <w:p>
+      <w:pPr>
+        <w:rPr>
+          <w:b/>
+          <w:bCs/>
+        </w:rPr>
+      </w:pPr>
+      <w:r>
+        <w:rPr>
+          <w:b/>
+          <w:bCs/>
+        </w:rPr>
+        <w:t>Verantwortlicher:</w:t>
+      </w:r>
+      <w:r>
+        <w:rPr>
+          <w:b/>
+          <w:bCs/>
+        </w:rPr>
+        <w:br/>
+        <w:t>Uwe Umwelt</w:t>
+      </w:r>
+      <w:r>
+        <w:rPr>
+          <w:b/>
+          <w:bCs/>
+        </w:rPr>
+        <w:br/>
+        <w:t>Zentrale: Baumstr. 12</w:t>
+      </w:r>
+      <w:r>
+        <w:rPr>
+          <w:b/>
+          <w:bCs/>
+        </w:rPr>
+        <w:br/>
+        <w:t>12345 Großwald</w:t>
+      </w:r>
+      <w:r>
+        <w:rPr>
+          <w:b/>
+          <w:bCs/>
+        </w:rPr>
+        <w:br/>
+        <w:t>E-Mail: Uwe_Umwelt@Climateoffensive.org</w:t>
+      </w:r>
+    </w:p>
+    <w:p>
+      <w:pPr>
+        <w:rPr>
+          <w:b/>
+          <w:bCs/>
+        </w:rPr>
+      </w:pPr>
+      <w:r>
+        <w:rPr>
+          <w:b/>
+          <w:bCs/>
+        </w:rPr>
+        <w:t>Pressesprecherin:</w:t>
+      </w:r>
+      <w:r>
+        <w:rPr>
+          <w:b/>
+          <w:bCs/>
+        </w:rPr>
+        <w:br/>
+        <w:t>Kerstin Klima</w:t>
+      </w:r>
+      <w:r>
+        <w:rPr>
+          <w:b/>
+          <w:bCs/>
+        </w:rPr>
+        <w:br/>
+        <w:t>Presseanfragen@Climateoffensive.org</w:t>
+      </w:r>
+    </w:p>
+    <w:p>
+      <w:pPr>
+        <w:rPr>
+          <w:b/>
+          <w:bCs/>
+        </w:rPr>
+      </w:pPr>
+      <w:r>
+        <w:rPr>
+          <w:b/>
+          <w:bCs/>
+        </w:rPr>
+        <w:t>Webmaster:</w:t>
+      </w:r>
+      <w:r>
+        <w:rPr>
+          <w:b/>
+          <w:bCs/>
+        </w:rPr>
+        <w:br/>
+        <w:t>Wilhelm Web</w:t>
+      </w:r>
+      <w:r>
+        <w:rPr>
+          <w:b/>
+          <w:bCs/>
+        </w:rPr>
+        <w:br/>
+        <w:t>Webmaster_Help@Climateoffensive.org</w:t>
+      </w:r>
+    </w:p>
+    <w:p>
+      <w:pPr>
+        <w:rPr>
+          <w:b/>
+          <w:bCs/>
+        </w:rPr>
+      </w:pPr>
+      <w:r>
+        <w:rPr>
+          <w:b/>
+          <w:bCs/>
+        </w:rPr>
+        <w:pict w14:anchorId="2B93F3A8">
+          <v:rect id="_x0000_i1033" style="width:0;height:1.5pt" o:hralign="center" o:hrstd="t" o:hr="t" fillcolor="#a0a0a0" stroked="f"/>
+        </w:pict>
+      </w:r>
+    </w:p>
+    <w:p>
+      <w:pPr>
+        <w:rPr>
+          <w:b/>
+          <w:bCs/>
+        </w:rPr>
+      </w:pPr>
+      <w:r>
+        <w:rPr>
+          <w:b/>
+          <w:bCs/>
+        </w:rPr>
+        <w:t>Datenschutz_Rechtliches.html</w:t>
+      </w:r>
+    </w:p>
+    <w:p>
+      <w:pPr>
+        <w:rPr>
+          <w:b/>
+          <w:bCs/>
+        </w:rPr>
+      </w:pPr>
+      <w:r>
+        <w:rPr>
+          <w:b/>
+          <w:bCs/>
+        </w:rPr>
+        <w:t>Unsere Website verwendet nur notwendige Cookies – keine Werbe- oder Tracking-Cookies.</w:t>
+      </w:r>
+      <w:r>
+        <w:rPr>
+          <w:b/>
+          <w:bCs/>
+        </w:rPr>
+        <w:br/>
+        <w:t>Bei Fragen zu Datenschutz und rechtlichen Anliegen kontaktieren Sie uns unter:</w:t>
+      </w:r>
+      <w:r>
+        <w:rPr>
+          <w:b/>
+          <w:bCs/>
+        </w:rPr>
+        <w:br/>
+        <w:t>Daten_Recht@climateoffensive.org</w:t>
+      </w:r>
+    </w:p>
+    <w:p>
+      <w:pPr>
+        <w:rPr>
+          <w:b/>
+          <w:bCs/>
+        </w:rPr>
+      </w:pPr>
+      <w:r>
+        <w:rPr>
+          <w:b/>
+          <w:bCs/>
+        </w:rPr>
+        <w:pict w14:anchorId="65F7416E">
+          <v:rect id="_x0000_i1034" style="width:0;height:1.5pt" o:hralign="center" o:hrstd="t" o:hr="t" fillcolor="#a0a0a0" stroked="f"/>
+        </w:pict>
+      </w:r>
+    </w:p>
+    <w:p>
+      <w:pPr>
+        <w:rPr>
+          <w:b/>
+          <w:bCs/>
+        </w:rPr>
+      </w:pPr>
+      <w:r>
+        <w:rPr>
+          <w:b/>
+          <w:bCs/>
+        </w:rPr>
+        <w:t>Socialmedia.html</w:t>
+      </w:r>
+    </w:p>
+    <w:p>
+      <w:pPr>
+        <w:rPr>
+          <w:b/>
+          <w:bCs/>
+        </w:rPr>
+      </w:pPr>
+      <w:r>
+        <w:rPr>
+          <w:b/>
+          <w:bCs/>
+        </w:rPr>
+        <w:t>Überschrift: Bald sind wir auf Social Media</w:t>
       </w:r>
     </w:p>
     <w:p>
@@ -1046,245 +1813,31 @@
           <w:bCs/>
         </w:rPr>
         <w:br/>
-        <w:t>Text: Ob bei kurzen oder langen Strecken: Oft ist es einfach, ins eigene Auto zu steigen, um schnell ans Ziel zu kommen. Lange Fahrten mit öffentlichen Verkehrsmitteln können herausfordernd sein, aber kurze und mittlere Strecken sind gut mit Bus und Bahn erreichbar – ohne großen Zeitverlust. Denken Sie bei jedem Weg daran, wie wichtig es ist, genau pünktlich zu sein und ob dieser Weg auch umweltfreundlicher möglich ist.</w:t>
-      </w:r>
-    </w:p>
-    <w:p>
-      <w:pPr>
-        <w:rPr>
-          <w:b/>
-          <w:bCs/>
-        </w:rPr>
-      </w:pPr>
-      <w:r>
-        <w:rPr>
-          <w:b/>
-          <w:bCs/>
-        </w:rPr>
-        <w:t>E-Mail statt Brief</w:t>
-      </w:r>
-    </w:p>
-    <w:p>
-      <w:pPr>
-        <w:rPr>
-          <w:b/>
-          <w:bCs/>
-        </w:rPr>
-      </w:pPr>
-      <w:r>
-        <w:rPr>
-          <w:b/>
-          <w:bCs/>
-        </w:rPr>
-        <w:t>Bild</w:t>
-      </w:r>
-      <w:r>
-        <w:rPr>
-          <w:b/>
-          <w:bCs/>
-        </w:rPr>
-        <w:br/>
-        <w:t>Text: Wie oft haben Sie folgenden Satz schon gelesen? „Denken Sie an die Umwelt, bevor Sie diese E-Mail ausdrucken.“ Und das zu Recht. Wir leben in einem Zeitalter, in dem wir über jede Distanz digital kommunizieren. Auch der Platzbedarf zur Datenspeicherung hat sich durch technische Geräte stark reduziert. Dokumente und E-Mails auszudrucken, nur um nach der Bearbeitung im Müll oder in einer Akte zu landen, ist schlecht für die Umwelt. Digital lassen sich solche Dokumente schneller und platzsparender versenden, speichern und organisieren.</w:t>
-      </w:r>
-    </w:p>
-    <w:p>
-      <w:pPr>
-        <w:rPr>
-          <w:b/>
-          <w:bCs/>
-        </w:rPr>
-      </w:pPr>
-      <w:r>
-        <w:rPr>
-          <w:b/>
-          <w:bCs/>
-        </w:rPr>
-        <w:pict w14:anchorId="1E30EEAB">
-          <v:rect id="_x0000_i1090" style="width:0;height:1.5pt" o:hralign="center" o:hrstd="t" o:hr="t" fillcolor="#a0a0a0" stroked="f"/>
-        </w:pict>
-      </w:r>
-    </w:p>
-    <w:p>
-      <w:pPr>
-        <w:rPr>
-          <w:b/>
-          <w:bCs/>
-        </w:rPr>
-      </w:pPr>
-      <w:r>
-        <w:rPr>
-          <w:b/>
-          <w:bCs/>
-        </w:rPr>
-        <w:t>Unterstützung_Spenden.html</w:t>
-      </w:r>
-    </w:p>
-    <w:p>
-      <w:pPr>
-        <w:rPr>
-          <w:b/>
-          <w:bCs/>
-        </w:rPr>
-      </w:pPr>
-      <w:r>
-        <w:rPr>
-          <w:b/>
-          <w:bCs/>
-        </w:rPr>
-        <w:t>Welche Möglichkeiten gibt es, uns zu unterstützen?</w:t>
-      </w:r>
-    </w:p>
-    <w:p>
-      <w:pPr>
-        <w:rPr>
-          <w:b/>
-          <w:bCs/>
-        </w:rPr>
-      </w:pPr>
-      <w:r>
-        <w:rPr>
-          <w:b/>
-          <w:bCs/>
-        </w:rPr>
-        <w:t>Da wir eine Non-Profit-Organisation sind, sind wir auch auf Hilfe von außen angewiesen. Nachfolgend sehen Sie Möglichkeiten zur Unterstützung unserer Organisation.</w:t>
-      </w:r>
-    </w:p>
-    <w:p>
-      <w:pPr>
-        <w:rPr>
-          <w:b/>
-          <w:bCs/>
-        </w:rPr>
-      </w:pPr>
-      <w:r>
-        <w:rPr>
-          <w:b/>
-          <w:bCs/>
-        </w:rPr>
-        <w:t>Geldspenden</w:t>
-      </w:r>
-    </w:p>
-    <w:p>
-      <w:pPr>
-        <w:rPr>
-          <w:b/>
-          <w:bCs/>
-        </w:rPr>
-      </w:pPr>
-      <w:r>
-        <w:rPr>
-          <w:b/>
-          <w:bCs/>
-        </w:rPr>
-        <w:t>Für die Bereitstellung von Daten und Informationen sowie durch Material, Genehmigungen und Bau entstehen wiederkehrende Kosten. Diese werden zum Großteil durch Mitgliedsbeiträge und Spenden gedeckt.</w:t>
-      </w:r>
-    </w:p>
-    <w:p>
-      <w:pPr>
-        <w:rPr>
-          <w:b/>
-          <w:bCs/>
-        </w:rPr>
-      </w:pPr>
-      <w:r>
-        <w:rPr>
-          <w:b/>
-          <w:bCs/>
-        </w:rPr>
-        <w:t>Sachspenden</w:t>
-      </w:r>
-    </w:p>
-    <w:p>
-      <w:pPr>
-        <w:rPr>
-          <w:b/>
-          <w:bCs/>
-        </w:rPr>
-      </w:pPr>
-      <w:r>
-        <w:rPr>
-          <w:b/>
-          <w:bCs/>
-        </w:rPr>
-        <w:lastRenderedPageBreak/>
-        <w:t>Egal ob Privatperson oder Unternehmen – auch Sachspenden helfen uns sehr.</w:t>
-      </w:r>
-      <w:r>
-        <w:rPr>
-          <w:b/>
-          <w:bCs/>
-        </w:rPr>
-        <w:br/>
-        <w:t>Zum Beispiel: Geräte für Land- und Bauarbeiten, Materialien wie Erde, Stein und Schotter, aber auch Kleidung wie Arbeitsschuhe, Blaumänner und Arbeitshandschuhe.</w:t>
-      </w:r>
-    </w:p>
-    <w:p>
-      <w:pPr>
-        <w:rPr>
-          <w:b/>
-          <w:bCs/>
-        </w:rPr>
-      </w:pPr>
-      <w:r>
-        <w:rPr>
-          <w:b/>
-          <w:bCs/>
-        </w:rPr>
-        <w:t>Zeit spenden</w:t>
-      </w:r>
-    </w:p>
-    <w:p>
-      <w:pPr>
-        <w:rPr>
-          <w:b/>
-          <w:bCs/>
-        </w:rPr>
-      </w:pPr>
-      <w:r>
-        <w:rPr>
-          <w:b/>
-          <w:bCs/>
-        </w:rPr>
-        <w:t>Wir suchen immer wieder freiwillige Helfer, die uns unterstützen und unsere Projekte mitverwirklichen.</w:t>
-      </w:r>
-    </w:p>
-    <w:p>
-      <w:pPr>
-        <w:rPr>
-          <w:b/>
-          <w:bCs/>
-        </w:rPr>
-      </w:pPr>
-      <w:r>
-        <w:rPr>
-          <w:b/>
-          <w:bCs/>
-        </w:rPr>
-        <w:t>Möchten Sie spenden oder sich beteiligen?</w:t>
-      </w:r>
-      <w:r>
-        <w:rPr>
-          <w:b/>
-          <w:bCs/>
-        </w:rPr>
-        <w:br/>
-        <w:t>Dann wenden Sie sich an unsere Spendenbeauftragte:</w:t>
-      </w:r>
-      <w:r>
-        <w:rPr>
-          <w:b/>
-          <w:bCs/>
-        </w:rPr>
-        <w:br/>
-        <w:t xml:space="preserve">Sabrina </w:t>
-      </w:r>
+        <w:t>Text: Ab der zweiten Jahreshälfte des nächsten Jahres sind wir auf Facebook und Instagram zu finden. Die Kanäle werden hier mitgeteilt.</w:t>
+      </w:r>
+    </w:p>
+    <w:p>
+      <w:pPr>
+        <w:rPr>
+          <w:b/>
+          <w:bCs/>
+        </w:rPr>
+      </w:pPr>
+    </w:p>
+    <w:p>
+      <w:pPr>
+        <w:rPr>
+          <w:b/>
+          <w:bCs/>
+        </w:rPr>
+      </w:pPr>
       <w:proofErr w:type="spellStart"/>
       <w:r>
         <w:rPr>
           <w:b/>
           <w:bCs/>
         </w:rPr>
-        <w:t>Gutherz</w:t>
+        <w:t>Hd</w:t>
       </w:r>
       <w:proofErr w:type="spellEnd"/>
       <w:r>
@@ -1292,456 +1845,22 @@
           <w:b/>
           <w:bCs/>
         </w:rPr>
-        <w:br/>
-        <w:t>E-Mail: Spende@Climateoffensive.org</w:t>
-      </w:r>
-      <w:r>
-        <w:rPr>
-          <w:b/>
-          <w:bCs/>
-        </w:rPr>
-        <w:br/>
-      </w:r>
-      <w:proofErr w:type="spellStart"/>
-      <w:r>
-        <w:rPr>
-          <w:b/>
-          <w:bCs/>
-        </w:rPr>
-        <w:t>Bitte</w:t>
-      </w:r>
-      <w:proofErr w:type="spellEnd"/>
-      <w:r>
-        <w:rPr>
-          <w:b/>
-          <w:bCs/>
-        </w:rPr>
-        <w:t xml:space="preserve"> schreiben Sie in den Betreff, ob es sich um eine Sachspende, Geldspende oder Mithilfe handelt.</w:t>
-      </w:r>
-      <w:r>
-        <w:rPr>
-          <w:b/>
-          <w:bCs/>
-        </w:rPr>
-        <w:br/>
-        <w:t>Auf Wunsch erhalten Sie eine Spendenbescheinigung.</w:t>
-      </w:r>
-    </w:p>
-    <w:p>
-      <w:pPr>
-        <w:rPr>
-          <w:b/>
-          <w:bCs/>
-        </w:rPr>
-      </w:pPr>
-      <w:r>
-        <w:rPr>
-          <w:b/>
-          <w:bCs/>
-        </w:rPr>
-        <w:pict w14:anchorId="5640E073">
-          <v:rect id="_x0000_i1091" style="width:0;height:1.5pt" o:hralign="center" o:hrstd="t" o:hr="t" fillcolor="#a0a0a0" stroked="f"/>
-        </w:pict>
-      </w:r>
-    </w:p>
-    <w:p>
-      <w:pPr>
-        <w:rPr>
-          <w:b/>
-          <w:bCs/>
-        </w:rPr>
-      </w:pPr>
-      <w:r>
-        <w:rPr>
-          <w:b/>
-          <w:bCs/>
-        </w:rPr>
-        <w:t>Aktuelles.html</w:t>
-      </w:r>
-    </w:p>
-    <w:p>
-      <w:pPr>
-        <w:rPr>
-          <w:b/>
-          <w:bCs/>
-        </w:rPr>
-      </w:pPr>
-      <w:r>
-        <w:rPr>
-          <w:b/>
-          <w:bCs/>
-        </w:rPr>
-        <w:t>Überschrift: Aktuelles</w:t>
-      </w:r>
-    </w:p>
-    <w:p>
-      <w:pPr>
-        <w:rPr>
-          <w:b/>
-          <w:bCs/>
-        </w:rPr>
-      </w:pPr>
-      <w:r>
-        <w:rPr>
-          <w:b/>
-          <w:bCs/>
-        </w:rPr>
-        <w:t>Bild</w:t>
-      </w:r>
-      <w:r>
-        <w:rPr>
-          <w:b/>
-          <w:bCs/>
-        </w:rPr>
-        <w:br/>
-        <w:t xml:space="preserve">Text: Wir haben es geschafft: Das Parkbauprojekt in der Innenstadt von </w:t>
-      </w:r>
-      <w:proofErr w:type="spellStart"/>
-      <w:r>
-        <w:rPr>
-          <w:b/>
-          <w:bCs/>
-        </w:rPr>
-        <w:t>Graustedt</w:t>
-      </w:r>
-      <w:proofErr w:type="spellEnd"/>
-      <w:r>
-        <w:rPr>
-          <w:b/>
-          <w:bCs/>
-        </w:rPr>
-        <w:t xml:space="preserve"> ist abgeschlossen. Trotz vieler Straßen und großer Industrie gibt es nun einen weiteren schönen grünen Fleck in der Stadt. Wir bedanken uns bei allen fleißigen Helfern und bei den Menschen, die uns durch Spenden geholfen haben, dieses Projekt so gewissenhaft umzusetzen.</w:t>
-      </w:r>
-    </w:p>
-    <w:p>
-      <w:pPr>
-        <w:rPr>
-          <w:b/>
-          <w:bCs/>
-        </w:rPr>
-      </w:pPr>
-      <w:r>
-        <w:rPr>
-          <w:b/>
-          <w:bCs/>
-        </w:rPr>
-        <w:pict w14:anchorId="11EF7CD0">
-          <v:rect id="_x0000_i1092" style="width:0;height:1.5pt" o:hralign="center" o:hrstd="t" o:hr="t" fillcolor="#a0a0a0" stroked="f"/>
-        </w:pict>
-      </w:r>
-    </w:p>
-    <w:p>
-      <w:pPr>
-        <w:rPr>
-          <w:b/>
-          <w:bCs/>
-        </w:rPr>
-      </w:pPr>
-      <w:r>
-        <w:rPr>
-          <w:b/>
-          <w:bCs/>
-        </w:rPr>
-        <w:t>Impressum.html</w:t>
-      </w:r>
-    </w:p>
-    <w:p>
-      <w:pPr>
-        <w:rPr>
-          <w:b/>
-          <w:bCs/>
-        </w:rPr>
-      </w:pPr>
-      <w:r>
-        <w:rPr>
-          <w:b/>
-          <w:bCs/>
-        </w:rPr>
-        <w:t>Titel: Impressum</w:t>
-      </w:r>
-    </w:p>
-    <w:p>
-      <w:pPr>
-        <w:rPr>
-          <w:b/>
-          <w:bCs/>
-        </w:rPr>
-      </w:pPr>
-      <w:r>
-        <w:rPr>
-          <w:b/>
-          <w:bCs/>
-        </w:rPr>
-        <w:t>Verantwortlicher:</w:t>
-      </w:r>
-      <w:r>
-        <w:rPr>
-          <w:b/>
-          <w:bCs/>
-        </w:rPr>
-        <w:br/>
-        <w:t>Uwe Umwelt</w:t>
-      </w:r>
-      <w:r>
-        <w:rPr>
-          <w:b/>
-          <w:bCs/>
-        </w:rPr>
-        <w:br/>
-        <w:t xml:space="preserve">Zentrale: </w:t>
-      </w:r>
-      <w:proofErr w:type="spellStart"/>
-      <w:r>
-        <w:rPr>
-          <w:b/>
-          <w:bCs/>
-        </w:rPr>
-        <w:t>Baumstr</w:t>
-      </w:r>
-      <w:proofErr w:type="spellEnd"/>
-      <w:r>
-        <w:rPr>
-          <w:b/>
-          <w:bCs/>
-        </w:rPr>
-        <w:t>. 12</w:t>
-      </w:r>
-      <w:r>
-        <w:rPr>
-          <w:b/>
-          <w:bCs/>
-        </w:rPr>
-        <w:br/>
-        <w:t xml:space="preserve">12345 </w:t>
-      </w:r>
-      <w:proofErr w:type="spellStart"/>
-      <w:r>
-        <w:rPr>
-          <w:b/>
-          <w:bCs/>
-        </w:rPr>
-        <w:t>Großwald</w:t>
-      </w:r>
-      <w:proofErr w:type="spellEnd"/>
-      <w:r>
-        <w:rPr>
-          <w:b/>
-          <w:bCs/>
-        </w:rPr>
-        <w:br/>
-        <w:t>E-Mail: Uwe_Umwelt@Climateoffensive.org</w:t>
-      </w:r>
-    </w:p>
-    <w:p>
-      <w:pPr>
-        <w:rPr>
-          <w:b/>
-          <w:bCs/>
-        </w:rPr>
-      </w:pPr>
-      <w:r>
-        <w:rPr>
-          <w:b/>
-          <w:bCs/>
-        </w:rPr>
-        <w:t>Pressesprecherin:</w:t>
-      </w:r>
-      <w:r>
-        <w:rPr>
-          <w:b/>
-          <w:bCs/>
-        </w:rPr>
-        <w:br/>
-        <w:t>Kerstin Klima</w:t>
-      </w:r>
-      <w:r>
-        <w:rPr>
-          <w:b/>
-          <w:bCs/>
-        </w:rPr>
-        <w:br/>
-        <w:t>Presseanfragen@Climateoffensive.org</w:t>
-      </w:r>
-    </w:p>
-    <w:p>
-      <w:pPr>
-        <w:rPr>
-          <w:b/>
-          <w:bCs/>
-        </w:rPr>
-      </w:pPr>
-      <w:r>
-        <w:rPr>
-          <w:b/>
-          <w:bCs/>
-        </w:rPr>
-        <w:lastRenderedPageBreak/>
-        <w:t>Webmaster:</w:t>
-      </w:r>
-      <w:r>
-        <w:rPr>
-          <w:b/>
-          <w:bCs/>
-        </w:rPr>
-        <w:br/>
-        <w:t>Wilhelm Web</w:t>
-      </w:r>
-      <w:r>
-        <w:rPr>
-          <w:b/>
-          <w:bCs/>
-        </w:rPr>
-        <w:br/>
-        <w:t>Webmaster_Help@Climateoffensive.org</w:t>
-      </w:r>
-    </w:p>
-    <w:p>
-      <w:pPr>
-        <w:rPr>
-          <w:b/>
-          <w:bCs/>
-        </w:rPr>
-      </w:pPr>
-      <w:r>
-        <w:rPr>
-          <w:b/>
-          <w:bCs/>
-        </w:rPr>
-        <w:pict w14:anchorId="2B93F3A8">
-          <v:rect id="_x0000_i1093" style="width:0;height:1.5pt" o:hralign="center" o:hrstd="t" o:hr="t" fillcolor="#a0a0a0" stroked="f"/>
-        </w:pict>
-      </w:r>
-    </w:p>
-    <w:p>
-      <w:pPr>
-        <w:rPr>
-          <w:b/>
-          <w:bCs/>
-        </w:rPr>
-      </w:pPr>
-      <w:r>
-        <w:rPr>
-          <w:b/>
-          <w:bCs/>
-        </w:rPr>
-        <w:t>Datenschutz_Rechtliches.html</w:t>
-      </w:r>
-    </w:p>
-    <w:p>
-      <w:pPr>
-        <w:rPr>
-          <w:b/>
-          <w:bCs/>
-        </w:rPr>
-      </w:pPr>
-      <w:r>
-        <w:rPr>
-          <w:b/>
-          <w:bCs/>
-        </w:rPr>
-        <w:t>Unsere Website verwendet nur notwendige Cookies – keine Werbe- oder Tracking-Cookies.</w:t>
-      </w:r>
-      <w:r>
-        <w:rPr>
-          <w:b/>
-          <w:bCs/>
-        </w:rPr>
-        <w:br/>
-        <w:t>Bei Fragen zu Datenschutz und rechtlichen Anliegen kontaktieren Sie uns unter:</w:t>
-      </w:r>
-      <w:r>
-        <w:rPr>
-          <w:b/>
-          <w:bCs/>
-        </w:rPr>
-        <w:br/>
-        <w:t>Daten_Recht@climateoffensive.org</w:t>
-      </w:r>
-    </w:p>
-    <w:p>
-      <w:pPr>
-        <w:rPr>
-          <w:b/>
-          <w:bCs/>
-        </w:rPr>
-      </w:pPr>
-      <w:r>
-        <w:rPr>
-          <w:b/>
-          <w:bCs/>
-        </w:rPr>
-        <w:pict w14:anchorId="65F7416E">
-          <v:rect id="_x0000_i1094" style="width:0;height:1.5pt" o:hralign="center" o:hrstd="t" o:hr="t" fillcolor="#a0a0a0" stroked="f"/>
-        </w:pict>
-      </w:r>
-    </w:p>
-    <w:p>
-      <w:pPr>
-        <w:rPr>
-          <w:b/>
-          <w:bCs/>
-        </w:rPr>
-      </w:pPr>
-      <w:r>
-        <w:rPr>
-          <w:b/>
-          <w:bCs/>
-        </w:rPr>
-        <w:t>Socialmedia.html</w:t>
-      </w:r>
-    </w:p>
-    <w:p>
-      <w:pPr>
-        <w:rPr>
-          <w:b/>
-          <w:bCs/>
-        </w:rPr>
-      </w:pPr>
-      <w:r>
-        <w:rPr>
-          <w:b/>
-          <w:bCs/>
-        </w:rPr>
-        <w:t xml:space="preserve">Überschrift: Bald sind wir auf </w:t>
-      </w:r>
-      <w:proofErr w:type="spellStart"/>
-      <w:r>
-        <w:rPr>
-          <w:b/>
-          <w:bCs/>
-        </w:rPr>
-        <w:t>Social</w:t>
-      </w:r>
-      <w:proofErr w:type="spellEnd"/>
-      <w:r>
-        <w:rPr>
-          <w:b/>
-          <w:bCs/>
-        </w:rPr>
-        <w:t xml:space="preserve"> Media</w:t>
-      </w:r>
-    </w:p>
-    <w:p>
-      <w:pPr>
-        <w:rPr>
-          <w:b/>
-          <w:bCs/>
-        </w:rPr>
-      </w:pPr>
-      <w:r>
-        <w:rPr>
-          <w:b/>
-          <w:bCs/>
-        </w:rPr>
-        <w:t>Bild</w:t>
-      </w:r>
-      <w:r>
-        <w:rPr>
-          <w:b/>
-          <w:bCs/>
-        </w:rPr>
-        <w:br/>
-        <w:t>Text: Ab der zweiten Jahreshälfte des nächsten Jahres sind wir auf Facebook und Instagram zu finden. Die Kanäle werden hier mitgeteilt.</w:t>
+        <w:t xml:space="preserve"> CO2 Länder.html</w:t>
+      </w:r>
+    </w:p>
+    <w:p>
+      <w:pPr>
+        <w:rPr>
+          <w:b/>
+          <w:bCs/>
+        </w:rPr>
+      </w:pPr>
+      <w:r>
+        <w:rPr>
+          <w:b/>
+          <w:bCs/>
+        </w:rPr>
+        <w:t>Hier sehen Sie verschiedene Länder und Unternehmen im durchschnittlichen CO2 Verbrauch.</w:t>
       </w:r>
     </w:p>
     <w:p/>
